--- a/CS_Research_ARIES_X_ACES_ACM/Week-3/Week3 report.docx
+++ b/CS_Research_ARIES_X_ACES_ACM/Week-3/Week3 report.docx
@@ -2761,6 +2761,7 @@
           <w:rFonts w:ascii="Times New Roman" w:hAnsi="Times New Roman" w:cs="Times New Roman"/>
           <w:b/>
           <w:bCs/>
+          <w:noProof/>
           <w:kern w:val="0"/>
           <w14:ligatures w14:val="none"/>
         </w:rPr>
@@ -2818,6 +2819,7 @@
           <w:rFonts w:ascii="Times New Roman" w:hAnsi="Times New Roman" w:cs="Times New Roman"/>
           <w:b/>
           <w:bCs/>
+          <w:noProof/>
           <w:kern w:val="0"/>
           <w14:ligatures w14:val="none"/>
         </w:rPr>
@@ -5568,6 +5570,7 @@
   <w:style w:type="character" w:default="1" w:styleId="DefaultParagraphFont">
     <w:name w:val="Default Paragraph Font"/>
     <w:uiPriority w:val="1"/>
+    <w:semiHidden/>
     <w:unhideWhenUsed/>
   </w:style>
   <w:style w:type="table" w:default="1" w:styleId="TableNormal">
